--- a/Fase uno/Kick off - acta de Const/Kick Off SOC.docx
+++ b/Fase uno/Kick off - acta de Const/Kick Off SOC.docx
@@ -127,7 +127,13 @@
               <w:rPr>
                 <w:rFonts w:ascii="Arial" w:eastAsia="Arial" w:hAnsi="Arial" w:cs="Arial"/>
               </w:rPr>
-              <w:t>26</w:t>
+              <w:t>2</w:t>
+            </w:r>
+            <w:r>
+              <w:rPr>
+                <w:rFonts w:ascii="Arial" w:eastAsia="Arial" w:hAnsi="Arial" w:cs="Arial"/>
+              </w:rPr>
+              <w:t>2</w:t>
             </w:r>
             <w:r>
               <w:rPr>
@@ -8029,6 +8035,15 @@
 </file>
 
 <file path=customXml/item1.xml><?xml version="1.0" encoding="utf-8"?>
+<?mso-contentType ?>
+<FormTemplates xmlns="http://schemas.microsoft.com/sharepoint/v3/contenttype/forms">
+  <Display>DocumentLibraryForm</Display>
+  <Edit>DocumentLibraryForm</Edit>
+  <New>DocumentLibraryForm</New>
+</FormTemplates>
+</file>
+
+<file path=customXml/item2.xml><?xml version="1.0" encoding="utf-8"?>
 <ct:contentTypeSchema xmlns:ct="http://schemas.microsoft.com/office/2006/metadata/contentType" xmlns:ma="http://schemas.microsoft.com/office/2006/metadata/properties/metaAttributes" ct:_="" ma:_="" ma:contentTypeName="Documento" ma:contentTypeID="0x0101009DD922A071F5A6478C5CB548431921D4" ma:contentTypeVersion="12" ma:contentTypeDescription="Crear nuevo documento." ma:contentTypeScope="" ma:versionID="2b799b4a4f65d88702df1f97a43a95f7">
   <xsd:schema xmlns:xsd="http://www.w3.org/2001/XMLSchema" xmlns:xs="http://www.w3.org/2001/XMLSchema" xmlns:p="http://schemas.microsoft.com/office/2006/metadata/properties" xmlns:ns2="56722b44-fbca-42fa-8dac-d1567ccf7021" xmlns:ns3="a6b01026-ff12-4c7c-ade0-ee1ebe788b10" targetNamespace="http://schemas.microsoft.com/office/2006/metadata/properties" ma:root="true" ma:fieldsID="4d120b07fb212d744a8a4f493ae074f5" ns2:_="" ns3:_="">
     <xsd:import namespace="56722b44-fbca-42fa-8dac-d1567ccf7021"/>
@@ -8229,16 +8244,13 @@
 </ct:contentTypeSchema>
 </file>
 
-<file path=customXml/item2.xml><?xml version="1.0" encoding="utf-8"?>
-<?mso-contentType ?>
-<FormTemplates xmlns="http://schemas.microsoft.com/sharepoint/v3/contenttype/forms">
-  <Display>DocumentLibraryForm</Display>
-  <Edit>DocumentLibraryForm</Edit>
-  <New>DocumentLibraryForm</New>
-</FormTemplates>
+<file path=customXml/item3.xml><?xml version="1.0" encoding="utf-8"?>
+<go:gDocsCustomXmlDataStorage xmlns:go="http://customooxmlschemas.google.com/" xmlns:r="http://schemas.openxmlformats.org/officeDocument/2006/relationships">
+  <go:docsCustomData xmlns:go="http://customooxmlschemas.google.com/" roundtripDataSignature="AMtx7mjovoqpjLPUgvtrnDz61fOWZhrODg==">AMUW2mVt0tr42ElXawkKLYAkfEp63aBn/XBNzNDOPBwluizcsZjAFGGvqOBbSUIHqS0NAoLvLf7GuhHtPhB6Vahzxaxin3cGBa04TsJZ7w1mUiv6ZPPCD+rGt/Ga466RFLjQMQaASdfC</go:docsCustomData>
+</go:gDocsCustomXmlDataStorage>
 </file>
 
-<file path=customXml/item3.xml><?xml version="1.0" encoding="utf-8"?>
+<file path=customXml/item4.xml><?xml version="1.0" encoding="utf-8"?>
 <p:properties xmlns:p="http://schemas.microsoft.com/office/2006/metadata/properties" xmlns:xsi="http://www.w3.org/2001/XMLSchema-instance" xmlns:pc="http://schemas.microsoft.com/office/infopath/2007/PartnerControls">
   <documentManagement>
     <lcf76f155ced4ddcb4097134ff3c332f xmlns="56722b44-fbca-42fa-8dac-d1567ccf7021">
@@ -8249,13 +8261,15 @@
 </p:properties>
 </file>
 
-<file path=customXml/item4.xml><?xml version="1.0" encoding="utf-8"?>
-<go:gDocsCustomXmlDataStorage xmlns:go="http://customooxmlschemas.google.com/" xmlns:r="http://schemas.openxmlformats.org/officeDocument/2006/relationships">
-  <go:docsCustomData xmlns:go="http://customooxmlschemas.google.com/" roundtripDataSignature="AMtx7mjovoqpjLPUgvtrnDz61fOWZhrODg==">AMUW2mVt0tr42ElXawkKLYAkfEp63aBn/XBNzNDOPBwluizcsZjAFGGvqOBbSUIHqS0NAoLvLf7GuhHtPhB6Vahzxaxin3cGBa04TsJZ7w1mUiv6ZPPCD+rGt/Ga466RFLjQMQaASdfC</go:docsCustomData>
-</go:gDocsCustomXmlDataStorage>
+<file path=customXml/itemProps1.xml><?xml version="1.0" encoding="utf-8"?>
+<ds:datastoreItem xmlns:ds="http://schemas.openxmlformats.org/officeDocument/2006/customXml" ds:itemID="{3AE8806C-5EC4-4EE5-A997-865317A91F6E}">
+  <ds:schemaRefs>
+    <ds:schemaRef ds:uri="http://schemas.microsoft.com/sharepoint/v3/contenttype/forms"/>
+  </ds:schemaRefs>
+</ds:datastoreItem>
 </file>
 
-<file path=customXml/itemProps1.xml><?xml version="1.0" encoding="utf-8"?>
+<file path=customXml/itemProps2.xml><?xml version="1.0" encoding="utf-8"?>
 <ds:datastoreItem xmlns:ds="http://schemas.openxmlformats.org/officeDocument/2006/customXml" ds:itemID="{987203EE-C195-49E5-9001-E19A52F568A0}">
   <ds:schemaRefs>
     <ds:schemaRef ds:uri="http://schemas.microsoft.com/office/2006/metadata/contentType"/>
@@ -8274,15 +8288,16 @@
 </ds:datastoreItem>
 </file>
 
-<file path=customXml/itemProps2.xml><?xml version="1.0" encoding="utf-8"?>
-<ds:datastoreItem xmlns:ds="http://schemas.openxmlformats.org/officeDocument/2006/customXml" ds:itemID="{3AE8806C-5EC4-4EE5-A997-865317A91F6E}">
+<file path=customXml/itemProps3.xml><?xml version="1.0" encoding="utf-8"?>
+<ds:datastoreItem xmlns:ds="http://schemas.openxmlformats.org/officeDocument/2006/customXml" ds:itemID="{11111111-1234-1234-1234-123412341234}">
   <ds:schemaRefs>
-    <ds:schemaRef ds:uri="http://schemas.microsoft.com/sharepoint/v3/contenttype/forms"/>
+    <ds:schemaRef ds:uri="http://customooxmlschemas.google.com/"/>
+    <ds:schemaRef ds:uri="http://schemas.openxmlformats.org/officeDocument/2006/relationships"/>
   </ds:schemaRefs>
 </ds:datastoreItem>
 </file>
 
-<file path=customXml/itemProps3.xml><?xml version="1.0" encoding="utf-8"?>
+<file path=customXml/itemProps4.xml><?xml version="1.0" encoding="utf-8"?>
 <ds:datastoreItem xmlns:ds="http://schemas.openxmlformats.org/officeDocument/2006/customXml" ds:itemID="{8A4558DD-B720-47A2-9E8D-5D245DE158C9}">
   <ds:schemaRefs>
     <ds:schemaRef ds:uri="http://schemas.microsoft.com/office/2006/metadata/properties"/>
@@ -8291,13 +8306,4 @@
     <ds:schemaRef ds:uri="a6b01026-ff12-4c7c-ade0-ee1ebe788b10"/>
   </ds:schemaRefs>
 </ds:datastoreItem>
-</file>
-
-<file path=customXml/itemProps4.xml><?xml version="1.0" encoding="utf-8"?>
-<ds:datastoreItem xmlns:ds="http://schemas.openxmlformats.org/officeDocument/2006/customXml" ds:itemID="{11111111-1234-1234-1234-123412341234}">
-  <ds:schemaRefs>
-    <ds:schemaRef ds:uri="http://customooxmlschemas.google.com/"/>
-    <ds:schemaRef ds:uri="http://schemas.openxmlformats.org/officeDocument/2006/relationships"/>
-  </ds:schemaRefs>
-</ds:datastoreItem>
 </file>